--- a/Module Edit Docs/N7-Topic2-Insertion - Edit Doc.docx
+++ b/Module Edit Docs/N7-Topic2-Insertion - Edit Doc.docx
@@ -225,7 +225,7 @@
           <w:color w:val="9A6B00"/>
           <w:sz w:val="19"/>
         </w:rPr>
-        <w:t>[Offshoot / At-the-Bedside link: At the bedside. Understanding the phases of a right atrial pressure tracing can provide significant information beyond a simple right atrial pressure. A large v wave, and tricuspid regurgitation. The v wave is the pressure built up in the atrium as it fills against a closed tricuspid valve, so it sits after the T wave, late in systole. When the valve is incompetent, part of the right ventricular stroke volume is driven backward into the atrium during systole, and the atrium now fills from two sources at once. The v wave enlarges, and as the regurgitation becomes severe the systolic portion of the tracing loses its x descent and the c and v waves merge into one broad wave, so the atrial tracing starts to look ventricularized. Two things follow at the bedside. The mean right atrial pressure is now set in large part by the regurgitant volume rather than by how full the venous reservoir is, so reading that number as a filling pressure will overstate the patient's volume state. And a tracing that changes shape in this way is often the earliest sign of new or worsening tricuspid regurgitation, which should send you looking for RV dilation, a rise in pulmonary artery pressure, endocarditis, or a pacing lead held across the valve. A steep y descent, and RV diastolic dysfunction. The y descent is the fall in atrial pressure that begins when the tricuspid valve opens and the atrium empties into the ventricle, so it follows the v wave and sits over the TP segment. Its steepness is a statement about the ventricle, not about the atrium. When the right ventricle is stiff, or when its filling is constrained from outside, atrial pressure is high at the moment the valve opens while ventricular pressure is still low, the early diastolic gradient is therefore large, and the atrium empties abruptly. Filling then stops just as abruptly once the ventricle reaches the limit of what it will accept, which is why a steep y descent is followed by an early diastolic plateau in constrictive and restrictive physiology. Clinically this is a warning against volume. A steep y descent says the limit is the ventricle's ability to accommodate blood, not a shortage of blood, so further filling raises right atrial pressure and venous congestion of the kidney and gut without buying stroke volume. It is also the feature that separates constrictive and restrictive physiology from tamponade, where the y descent is blunted or absent because the constraint acts throughout diastole and prevents rapid early filling in the first place.]</w:t>
+        <w:t>[Offshoot / At-the-Bedside link: Understanding the phases of a right atrial pressure tracing can provide significant information beyond a simple right atrial pressure. A large v wave, and tricuspid regurgitation. The v wave is the pressure built up in the atrium as it fills against a closed tricuspid valve, so it sits after the T wave, late in systole. When the valve is incompetent, part of the right ventricular stroke volume is driven backward into the atrium during systole, and the atrium now fills from two sources at once. The v wave enlarges, and as the regurgitation becomes severe the systolic portion of the tracing loses its x descent and the c and v waves merge into one broad wave, so the atrial tracing starts to look ventricularized. Two things follow at the bedside. The mean right atrial pressure is now set in large part by the regurgitant volume rather than by how full the venous reservoir is, so reading that number as a filling pressure will overstate the patient's volume state. And a tracing that changes shape in this way is often the earliest sign of new or worsening tricuspid regurgitation, which should send you looking for RV dilation, a rise in pulmonary artery pressure, endocarditis, or a pacing lead held across the valve. A steep y descent, and RV diastolic dysfunction. The y descent is the fall in atrial pressure that begins when the tricuspid valve opens and the atrium empties into the ventricle, so it follows the v wave and sits over the TP segment. Its steepness is a statement about the ventricle, not about the atrium. When the right ventricle is stiff, or when its filling is constrained from outside, atrial pressure is high at the moment the valve opens while ventricular pressure is still low, the early diastolic gradient is therefore large, and the atrium empties abruptly. Filling then stops just as abruptly once the ventricle reaches the limit of what it will accept, which is why a steep y descent is followed by an early diastolic plateau in constrictive and restrictive physiology. Clinically this is a warning against volume. A steep y descent says the limit is the ventricle's ability to accommodate blood, not a shortage of blood, so further filling raises right atrial pressure and venous congestion of the kidney and gut without buying stroke volume. It is also the feature that separates constrictive and restrictive physiology from tamponade, where the y descent is blunted or absent because the constraint acts throughout diastole and prevents rapid early filling in the first place.]</w:t>
       </w:r>
     </w:p>
     <w:p>
@@ -449,26 +449,6 @@
       </w:r>
     </w:p>
     <w:p>
-      <w:r>
-        <w:rPr>
-          <w:i/>
-          <w:color w:val="9A6B00"/>
-          <w:sz w:val="19"/>
-        </w:rPr>
-        <w:t>[Offshoot / At-the-Bedside link: Physiologic insight]</w:t>
-      </w:r>
-    </w:p>
-    <w:p>
-      <w:r>
-        <w:t>Wedging and waveform propagation. To better understand why the concept of wedging works, it is important to review how the mechanical energy from the vasculature pressure wave traverses from the pulmonary vessels to the ICU monitor. To begin, let us consider how a waveform propagates from the vasculature to the ICU monitor. This concept is not limited to the PA catheter. It applies to all intravascular catheters that monitor pressure (central venous catheter, arterial catheter and so on). A good way to visualize the concept of waveform propagation through a catheter is to imagine a long row of people standing shoulder to shoulder. The first person in the row is pushed. That person moves only slightly but immediately pushes the next person, who pushes the next person. The original person does not travel anywhere, but the force disturbance propagates along the row.</w:t>
-      </w:r>
-    </w:p>
-    <w:p>
-      <w:r>
-        <w:t>In the PA catheter, when a mechanical force arrives at the tip of the catheter:</w:t>
-      </w:r>
-    </w:p>
-    <w:p>
       <w:pPr>
         <w:pStyle w:val="ListBullet"/>
       </w:pPr>
@@ -517,11 +497,6 @@
       </w:r>
     </w:p>
     <w:p>
-      <w:r>
-        <w:t>Thus, the system performs two principal transformations:</w:t>
-      </w:r>
-    </w:p>
-    <w:p>
       <w:pPr>
         <w:pStyle w:val="ListBullet"/>
       </w:pPr>
@@ -535,11 +510,6 @@
       </w:pPr>
       <w:r>
         <w:t>At the monitor, the electrical signal becomes a displayed pressure. The voltage is amplified and plotted against time as the waveform you read.</w:t>
-      </w:r>
-    </w:p>
-    <w:p>
-      <w:r>
-        <w:t>When the balloon is inflated as one might do to assess a wedge pressure, the balloon occludes a small pulmonary artery branch and eliminates forward blood flow beyond the catheter tip. This creates a continuous, static column of blood extending from the catheter tip through the distal pulmonary arteries, pulmonary capillaries, and pulmonary veins to the left atrium.</w:t>
       </w:r>
     </w:p>
     <w:p>
@@ -598,7 +568,12 @@
     </w:p>
     <w:p>
       <w:r>
-        <w:t>Left atrial pressure waves can then travel backward through this motionless blood column to the catheter tip, into the saline filled catheter, and onward to the transducer by the same mechanical and electrical pathway as described above. This works because the static column of blood beyond the distal tip of the catheter acts very much like the static fluid column within the catheter. The process acts as if we were simply extending the length of the catheter all the way through the pulmonary circulation to the left atrium. The result is that the pulmonary artery occlusion pressure approximates left atrial pressure when the catheter is correctly positioned, the balloon occludes forward flow through the pulmonary circulation, and the pulmonary vascular pathway is unobstructed.</w:t>
+        <w:rPr>
+          <w:i/>
+          <w:color w:val="9A6B00"/>
+          <w:sz w:val="19"/>
+        </w:rPr>
+        <w:t>[Physiologic Insight box: Wedging and waveform propagation. To better understand why the concept of wedging works, it is important to review how the mechanical energy from the vasculature pressure wave traverses from the pulmonary vessels to the ICU monitor. To begin, let us consider how a waveform propagates from the vasculature to the ICU monitor. This concept is not limited to the PA catheter. It applies to all intravascular catheters that monitor pressure (central venous catheter, arterial catheter and so on). A good way to visualize the concept of waveform propagation through a catheter is to imagine a long row of people standing shoulder to shoulder. The first person in the row is pushed. That person moves only slightly but immediately pushes the next person, who pushes the next person. The original person does not travel anywhere, but the force disturbance propagates along the row. In the PA catheter, when a mechanical force arrives at the tip of the catheter: The mechanical energy (pressure) in the pulmonary artery pushes on the saline at the opening of the catheter, similar to the first person in the row being pushed as described above. The saline molecules in the catheter transmit the pressure disturbance through the fluid column up to the transducer assembly. Within the transducer assembly, the pressure disturbance pushes against a flexible diaphragm in the transducer. The degree of membrane distention is proportional to the pressure transmitted through the catheter. The diaphragm is seated against a piezoresistive sensing element. When the diaphragm distends, it bends the piezoresistive element. The piezoresistive sensing element carries a constant flow of electricity through it. When it is bent, the resistance through the element changes. The result is a variable voltage output from the transducer to the ICU monitor unit. The monitor interprets the changing voltage, amplifies the signal and plots it over time on the screen as a pressure signal. Thus, the system performs two principal transformations: At the transducer, mechanical energy becomes an electrical signal. Pressure carried up the fluid column displaces the diaphragm, and the piezoresistive element converts that displacement into a changing voltage. At the monitor, the electrical signal becomes a displayed pressure. The voltage is amplified and plotted against time as the waveform you read. When the balloon is inflated as one might do to assess a wedge pressure, the balloon occludes a small pulmonary artery branch and eliminates forward blood flow beyond the catheter tip. This creates a continuous, static column of blood extending from the catheter tip through the distal pulmonary arteries, pulmonary capillaries, and pulmonary veins to the left atrium. Left atrial pressure waves can then travel backward through this motionless blood column to the catheter tip, into the saline filled catheter, and onward to the transducer by the same mechanical and electrical pathway as described above. This works because the static column of blood beyond the distal tip of the catheter acts very much like the static fluid column within the catheter. The process acts as if we were simply extending the length of the catheter all the way through the pulmonary circulation to the left atrium. The result is that the pulmonary artery occlusion pressure approximates left atrial pressure when the catheter is correctly positioned, the balloon occludes forward flow through the pulmonary circulation, and the pulmonary vascular pathway is unobstructed.]</w:t>
       </w:r>
     </w:p>
     <w:p>
